--- a/exports/Kakawa_Chocolates_Enterprise_SEO_Package_v19_V18_Structure/01_Audit_Reports/CRO_UX_Findings.docx
+++ b/exports/Kakawa_Chocolates_Enterprise_SEO_Package_v19_V18_Structure/01_Audit_Reports/CRO_UX_Findings.docx
@@ -252,7 +252,7 @@
     </w:p>
     <w:p>
       <w:r>
-        <w:t>The approved evidence boundary covers kakawachocolates.com.au, but weighted evidence coverage is 35.0%, below the 70% publication threshold. The current evidence supports a gated stabilisation and measurement programme rather than performance forecasting. Private analytics sources—Google Search Console and GA4—are unavailable, and market baselines for traffic, rankings, conversions, revenue, backlinks and performance are also unavailable. Risky assets, including crawl-graph changes, schema and production deployment, must remain approval-gated. No live systems have been changed.</w:t>
+        <w:t>The approved scope is kakawachocolates.com.au. Evidence coverage is 35.0%, below the 70% publication threshold, so no overall health score or performance forecast is supported. The immediate opportunity is controlled technical remediation and refresh of existing URLs across approved product, collection, commercial, brand, informational and seasonal intents. Private analytics and market baselines are unavailable: Google Search Console, GA4 and SEMrush credentials were not configured or collected. Risky deployment, schema and content assets should remain approval-gated pending Gate 1, Gate 2 and agency-admin decisions.</w:t>
       </w:r>
     </w:p>
     <w:p>
